--- a/M4 Debugging Exercises - Lauren del Rosario.docx
+++ b/M4 Debugging Exercises - Lauren del Rosario.docx
@@ -2,6 +2,7 @@
 <file path=word/document.xml><?xml version="1.0" encoding="utf-8"?>
 <w:document xmlns:wpc="http://schemas.microsoft.com/office/word/2010/wordprocessingCanvas" xmlns:cx="http://schemas.microsoft.com/office/drawing/2014/chartex" xmlns:cx1="http://schemas.microsoft.com/office/drawing/2015/9/8/chartex" xmlns:cx2="http://schemas.microsoft.com/office/drawing/2015/10/21/chartex" xmlns:cx3="http://schemas.microsoft.com/office/drawing/2016/5/9/chartex" xmlns:cx4="http://schemas.microsoft.com/office/drawing/2016/5/10/chartex" xmlns:cx5="http://schemas.microsoft.com/office/drawing/2016/5/11/chartex" xmlns:cx6="http://schemas.microsoft.com/office/drawing/2016/5/12/chartex" xmlns:cx7="http://schemas.microsoft.com/office/drawing/2016/5/13/chartex" xmlns:cx8="http://schemas.microsoft.com/office/drawing/2016/5/14/chartex" xmlns:mc="http://schemas.openxmlformats.org/markup-compatibility/2006" xmlns:aink="http://schemas.microsoft.com/office/drawing/2016/ink" xmlns:am3d="http://schemas.microsoft.com/office/drawing/2017/model3d" xmlns:o="urn:schemas-microsoft-com:office:office" xmlns:oel="http://schemas.microsoft.com/office/2019/extlst" xmlns:r="http://schemas.openxmlformats.org/officeDocument/2006/relationships" xmlns:m="http://schemas.openxmlformats.org/officeDocument/2006/math" xmlns:v="urn:schemas-microsoft-com:vml" xmlns:wp14="http://schemas.microsoft.com/office/word/2010/wordprocessingDrawing" xmlns:wp="http://schemas.openxmlformats.org/drawingml/2006/wordprocessingDrawing" xmlns:w10="urn:schemas-microsoft-com:office:word" xmlns:w="http://schemas.openxmlformats.org/wordprocessingml/2006/main" xmlns:w14="http://schemas.microsoft.com/office/word/2010/wordml" xmlns:w15="http://schemas.microsoft.com/office/word/2012/wordml" xmlns:w16cex="http://schemas.microsoft.com/office/word/2018/wordml/cex" xmlns:w16cid="http://schemas.microsoft.com/office/word/2016/wordml/cid" xmlns:w16="http://schemas.microsoft.com/office/word/2018/wordml" xmlns:w16du="http://schemas.microsoft.com/office/word/2023/wordml/word16du" xmlns:w16sdtdh="http://schemas.microsoft.com/office/word/2020/wordml/sdtdatahash" xmlns:w16sdtfl="http://schemas.microsoft.com/office/word/2024/wordml/sdtformatlock" xmlns:w16se="http://schemas.microsoft.com/office/word/2015/wordml/symex" xmlns:wpg="http://schemas.microsoft.com/office/word/2010/wordprocessingGroup" xmlns:wpi="http://schemas.microsoft.com/office/word/2010/wordprocessingInk" xmlns:wne="http://schemas.microsoft.com/office/word/2006/wordml" xmlns:wps="http://schemas.microsoft.com/office/word/2010/wordprocessingShape" mc:Ignorable="w14 w15 w16se w16cid w16 w16cex w16sdtdh w16sdtfl w16du wp14">
   <w:body>
+    <w:commentRangeStart w:id="0"/>
     <w:p>
       <w:pPr>
         <w:jc w:val="center"/>
@@ -11,319 +12,350 @@
           <w:b/>
           <w:bCs/>
         </w:rPr>
+        <w:fldChar w:fldCharType="begin"/>
+      </w:r>
+      <w:r>
+        <w:rPr>
+          <w:b/>
+          <w:bCs/>
+        </w:rPr>
+        <w:instrText>HYPERLINK "https://github.com/ldelro/SDEV120-Assignments/blob/main/M4%20Debugging%20Exercises%20-%20Lauren%20del%20Rosario.docx"</w:instrText>
+      </w:r>
+      <w:r>
+        <w:rPr>
+          <w:b/>
+          <w:bCs/>
+        </w:rPr>
+      </w:r>
+      <w:r>
+        <w:rPr>
+          <w:b/>
+          <w:bCs/>
+        </w:rPr>
+        <w:fldChar w:fldCharType="separate"/>
+      </w:r>
+      <w:r>
+        <w:rPr>
+          <w:rStyle w:val="Hyperlink"/>
+          <w:b/>
+          <w:bCs/>
+        </w:rPr>
         <w:t>M4 Debugging Exercise 1</w:t>
       </w:r>
       <w:r>
-        <w:br/>
-        <w:t>Lauren del Rosario</w:t>
-      </w:r>
-    </w:p>
-    <w:p>
-      <w:pPr>
-        <w:spacing w:after="0" w:line="240" w:lineRule="auto"/>
-      </w:pPr>
-      <w:r>
-        <w:t>Question: You have been tasked with reviewing and updating this program.</w:t>
-      </w:r>
-    </w:p>
-    <w:p>
-      <w:pPr>
-        <w:spacing w:after="0" w:line="240" w:lineRule="auto"/>
-      </w:pPr>
-      <w:r>
-        <w:t>What steps would you take to identify any issues in the code?</w:t>
-      </w:r>
-    </w:p>
-    <w:p>
-      <w:pPr>
-        <w:spacing w:line="240" w:lineRule="auto"/>
-        <w:rPr>
-          <w:color w:val="FF0000"/>
-        </w:rPr>
-      </w:pPr>
-      <w:r>
-        <w:t>Your Response:</w:t>
-      </w:r>
-      <w:r>
-        <w:t xml:space="preserve"> </w:t>
-      </w:r>
-      <w:r>
-        <w:rPr>
-          <w:color w:val="FF0000"/>
-        </w:rPr>
-        <w:t xml:space="preserve">Debugging consists of identifying syntax (typos) and logic errors (incorrect math), as well as missing steps based on the target identified at the top. </w:t>
-      </w:r>
-    </w:p>
-    <w:p>
-      <w:pPr>
-        <w:spacing w:after="0" w:line="240" w:lineRule="auto"/>
-      </w:pPr>
-      <w:r>
-        <w:t>Question: What actions could the developer have taken to minimize the</w:t>
-      </w:r>
-    </w:p>
-    <w:p>
-      <w:pPr>
-        <w:spacing w:after="0" w:line="240" w:lineRule="auto"/>
-      </w:pPr>
-      <w:r>
-        <w:t>number of errors?</w:t>
-      </w:r>
-    </w:p>
-    <w:p>
-      <w:pPr>
-        <w:spacing w:line="240" w:lineRule="auto"/>
-      </w:pPr>
-      <w:r>
-        <w:t>Your Response:</w:t>
-      </w:r>
-      <w:r>
-        <w:t xml:space="preserve"> </w:t>
-      </w:r>
-      <w:r>
-        <w:rPr>
-          <w:color w:val="FF0000"/>
-        </w:rPr>
-        <w:t>The developer could do automatic checks, such as running their code through syntax checkers to flag typos and highlight functions, such as input and output. Then, the developer could perform manual checks following consistent use of variable declarations, user input</w:t>
-      </w:r>
-      <w:r>
-        <w:rPr>
-          <w:color w:val="FF0000"/>
-        </w:rPr>
-        <w:t xml:space="preserve"> flows (output -&gt; input)</w:t>
-      </w:r>
-      <w:r>
-        <w:rPr>
-          <w:color w:val="FF0000"/>
-        </w:rPr>
-        <w:t xml:space="preserve">, </w:t>
-      </w:r>
-      <w:r>
-        <w:rPr>
-          <w:color w:val="FF0000"/>
-        </w:rPr>
-        <w:t xml:space="preserve">and “dry runs” in which they perform </w:t>
-      </w:r>
-      <w:r>
-        <w:rPr>
-          <w:color w:val="FF0000"/>
-        </w:rPr>
-        <w:t xml:space="preserve">mathematics calculations with easy numbers. </w:t>
-      </w:r>
-      <w:r>
-        <w:br/>
-      </w:r>
-    </w:p>
-    <w:p>
-      <w:pPr>
-        <w:spacing w:after="0"/>
-      </w:pPr>
-      <w:r>
-        <w:t>Deb</w:t>
-      </w:r>
-      <w:r>
-        <w:rPr>
-          <w:strike/>
-          <w:color w:val="FF0000"/>
-        </w:rPr>
-        <w:t>b</w:t>
-      </w:r>
-      <w:r>
-        <w:t>ugging Exercise</w:t>
-      </w:r>
-      <w:r>
-        <w:t xml:space="preserve"> 1</w:t>
-      </w:r>
-      <w:r>
-        <w:t>:</w:t>
-      </w:r>
-    </w:p>
-    <w:p>
-      <w:pPr>
-        <w:spacing w:after="0" w:line="240" w:lineRule="auto"/>
-      </w:pPr>
-      <w:r>
-        <w:t>// This pseudocode is intended to determine whether students have</w:t>
-      </w:r>
-    </w:p>
-    <w:p>
-      <w:pPr>
-        <w:spacing w:after="0" w:line="240" w:lineRule="auto"/>
-      </w:pPr>
-      <w:r>
-        <w:t>// passed or failed a course; student needs to average 60 or</w:t>
-      </w:r>
-    </w:p>
-    <w:p>
-      <w:pPr>
-        <w:spacing w:after="0" w:line="240" w:lineRule="auto"/>
-      </w:pPr>
-      <w:r>
-        <w:t>// more on two tests.</w:t>
-      </w:r>
-    </w:p>
-    <w:p>
-      <w:pPr>
-        <w:spacing w:after="0" w:line="240" w:lineRule="auto"/>
-      </w:pPr>
-      <w:r>
-        <w:t>start</w:t>
-      </w:r>
-    </w:p>
-    <w:p>
-      <w:pPr>
-        <w:spacing w:after="0" w:line="240" w:lineRule="auto"/>
-      </w:pPr>
-      <w:r>
-        <w:t>Declarations</w:t>
-      </w:r>
-    </w:p>
-    <w:p>
-      <w:pPr>
-        <w:spacing w:after="0" w:line="240" w:lineRule="auto"/>
-        <w:ind w:firstLine="720"/>
-      </w:pPr>
-      <w:r>
-        <w:t>num firstTest</w:t>
-      </w:r>
-    </w:p>
-    <w:p>
-      <w:pPr>
-        <w:spacing w:after="0" w:line="240" w:lineRule="auto"/>
-        <w:ind w:firstLine="720"/>
-      </w:pPr>
-      <w:r>
-        <w:t>num secondTest</w:t>
-      </w:r>
-    </w:p>
-    <w:p>
-      <w:pPr>
-        <w:spacing w:after="0" w:line="240" w:lineRule="auto"/>
-        <w:ind w:firstLine="720"/>
-      </w:pPr>
-      <w:r>
-        <w:t>num average</w:t>
-      </w:r>
-    </w:p>
-    <w:p>
-      <w:pPr>
-        <w:spacing w:after="0" w:line="240" w:lineRule="auto"/>
-        <w:ind w:firstLine="720"/>
-      </w:pPr>
-      <w:r>
-        <w:t>num PASSING = 60</w:t>
-      </w:r>
-    </w:p>
-    <w:p>
-      <w:pPr>
-        <w:spacing w:after="0" w:line="240" w:lineRule="auto"/>
-      </w:pPr>
-      <w:r>
-        <w:t>output "Enter first score or 0 to quit "</w:t>
-      </w:r>
-    </w:p>
-    <w:p>
-      <w:pPr>
-        <w:spacing w:after="0" w:line="240" w:lineRule="auto"/>
-        <w:rPr>
-          <w:color w:val="FF0000"/>
-        </w:rPr>
-      </w:pPr>
-      <w:commentRangeStart w:id="0"/>
-      <w:r>
-        <w:rPr>
-          <w:color w:val="FF0000"/>
-        </w:rPr>
-        <w:t>input firstTest</w:t>
+        <w:rPr>
+          <w:b/>
+          <w:bCs/>
+        </w:rPr>
+        <w:fldChar w:fldCharType="end"/>
       </w:r>
       <w:commentRangeEnd w:id="0"/>
-      <w:r>
-        <w:rPr>
-          <w:rStyle w:val="CommentReference"/>
-          <w:color w:val="FF0000"/>
-          <w:sz w:val="24"/>
-          <w:szCs w:val="24"/>
-        </w:rPr>
-        <w:commentReference w:id="0"/>
-      </w:r>
-    </w:p>
-    <w:p>
-      <w:pPr>
-        <w:spacing w:after="0" w:line="240" w:lineRule="auto"/>
-      </w:pPr>
-      <w:r>
-        <w:t>while firstTest not equal to 0</w:t>
-      </w:r>
-    </w:p>
-    <w:p>
-      <w:pPr>
-        <w:spacing w:after="0" w:line="240" w:lineRule="auto"/>
-        <w:ind w:firstLine="720"/>
-      </w:pPr>
-      <w:r>
-        <w:t>output "Enter second score "</w:t>
-      </w:r>
-    </w:p>
-    <w:p>
-      <w:pPr>
-        <w:spacing w:after="0" w:line="240" w:lineRule="auto"/>
-        <w:ind w:firstLine="720"/>
-      </w:pPr>
-      <w:r>
-        <w:t>input secondTest</w:t>
-      </w:r>
-    </w:p>
-    <w:p>
-      <w:pPr>
-        <w:spacing w:after="0" w:line="240" w:lineRule="auto"/>
-        <w:ind w:firstLine="720"/>
-      </w:pPr>
-      <w:r>
-        <w:t xml:space="preserve">average = </w:t>
-      </w:r>
-      <w:r>
-        <w:rPr>
-          <w:color w:val="FF0000"/>
-        </w:rPr>
-        <w:t>(</w:t>
-      </w:r>
-      <w:commentRangeStart w:id="1"/>
-      <w:r>
-        <w:t>firstTest + secondTest</w:t>
-      </w:r>
-      <w:r>
-        <w:rPr>
-          <w:color w:val="FF0000"/>
-        </w:rPr>
-        <w:t>)</w:t>
-      </w:r>
-      <w:r>
-        <w:t xml:space="preserve"> / 2</w:t>
-      </w:r>
-      <w:commentRangeEnd w:id="1"/>
       <w:r>
         <w:rPr>
           <w:rStyle w:val="CommentReference"/>
           <w:sz w:val="24"/>
           <w:szCs w:val="24"/>
         </w:rPr>
+        <w:commentReference w:id="0"/>
+      </w:r>
+      <w:r>
+        <w:br/>
+        <w:t>Lauren del Rosario</w:t>
+      </w:r>
+    </w:p>
+    <w:p>
+      <w:pPr>
+        <w:spacing w:after="0" w:line="240" w:lineRule="auto"/>
+      </w:pPr>
+      <w:r>
+        <w:t>Question: You have been tasked with reviewing and updating this program.</w:t>
+      </w:r>
+    </w:p>
+    <w:p>
+      <w:pPr>
+        <w:spacing w:after="0" w:line="240" w:lineRule="auto"/>
+      </w:pPr>
+      <w:r>
+        <w:t>What steps would you take to identify any issues in the code?</w:t>
+      </w:r>
+    </w:p>
+    <w:p>
+      <w:pPr>
+        <w:spacing w:line="240" w:lineRule="auto"/>
+        <w:rPr>
+          <w:color w:val="FF0000"/>
+        </w:rPr>
+      </w:pPr>
+      <w:r>
+        <w:t xml:space="preserve">Your Response: </w:t>
+      </w:r>
+      <w:r>
+        <w:rPr>
+          <w:color w:val="FF0000"/>
+        </w:rPr>
+        <w:t xml:space="preserve">Debugging consists of identifying syntax (typos) and logic errors (incorrect math), as well as missing steps based on the target identified at the top. </w:t>
+      </w:r>
+    </w:p>
+    <w:p>
+      <w:pPr>
+        <w:spacing w:after="0" w:line="240" w:lineRule="auto"/>
+      </w:pPr>
+      <w:r>
+        <w:t>Question: What actions could the developer have taken to minimize the</w:t>
+      </w:r>
+    </w:p>
+    <w:p>
+      <w:pPr>
+        <w:spacing w:after="0" w:line="240" w:lineRule="auto"/>
+      </w:pPr>
+      <w:r>
+        <w:t>number of errors?</w:t>
+      </w:r>
+    </w:p>
+    <w:p>
+      <w:pPr>
+        <w:spacing w:line="240" w:lineRule="auto"/>
+      </w:pPr>
+      <w:r>
+        <w:t xml:space="preserve">Your Response: </w:t>
+      </w:r>
+      <w:r>
+        <w:rPr>
+          <w:color w:val="FF0000"/>
+        </w:rPr>
+        <w:t>The developer could do automatic checks, such as running their code through syntax checkers to flag typos and highlight functions, such as input and output. Then, the developer could perform manual checks following consistent use of variable declarations, user input</w:t>
+      </w:r>
+      <w:r>
+        <w:rPr>
+          <w:color w:val="FF0000"/>
+        </w:rPr>
+        <w:t xml:space="preserve"> flows (output -&gt; input)</w:t>
+      </w:r>
+      <w:r>
+        <w:rPr>
+          <w:color w:val="FF0000"/>
+        </w:rPr>
+        <w:t xml:space="preserve">, </w:t>
+      </w:r>
+      <w:r>
+        <w:rPr>
+          <w:color w:val="FF0000"/>
+        </w:rPr>
+        <w:t xml:space="preserve">and </w:t>
+      </w:r>
+      <w:r>
+        <w:rPr>
+          <w:color w:val="FF0000"/>
+        </w:rPr>
+        <w:t>manual</w:t>
+      </w:r>
+      <w:r>
+        <w:rPr>
+          <w:color w:val="FF0000"/>
+        </w:rPr>
+        <w:t xml:space="preserve"> </w:t>
+      </w:r>
+      <w:r>
+        <w:rPr>
+          <w:color w:val="FF0000"/>
+        </w:rPr>
+        <w:t>mathematics calculations with easy numbers</w:t>
+      </w:r>
+      <w:r>
+        <w:rPr>
+          <w:color w:val="FF0000"/>
+        </w:rPr>
+        <w:t xml:space="preserve"> (for example, in exercise one: “100 + 100 / 2”)</w:t>
+      </w:r>
+      <w:r>
+        <w:rPr>
+          <w:color w:val="FF0000"/>
+        </w:rPr>
+        <w:t xml:space="preserve">. </w:t>
+      </w:r>
+      <w:r>
+        <w:br/>
+      </w:r>
+    </w:p>
+    <w:p>
+      <w:pPr>
+        <w:spacing w:after="0"/>
+      </w:pPr>
+      <w:r>
+        <w:t>Deb</w:t>
+      </w:r>
+      <w:r>
+        <w:rPr>
+          <w:strike/>
+          <w:color w:val="FF0000"/>
+        </w:rPr>
+        <w:t>b</w:t>
+      </w:r>
+      <w:r>
+        <w:t>ugging Exercise 1:</w:t>
+      </w:r>
+    </w:p>
+    <w:p>
+      <w:pPr>
+        <w:spacing w:after="0" w:line="240" w:lineRule="auto"/>
+      </w:pPr>
+      <w:r>
+        <w:t>// This pseudocode is intended to determine whether students have</w:t>
+      </w:r>
+    </w:p>
+    <w:p>
+      <w:pPr>
+        <w:spacing w:after="0" w:line="240" w:lineRule="auto"/>
+      </w:pPr>
+      <w:r>
+        <w:t>// passed or failed a course; student needs to average 60 or</w:t>
+      </w:r>
+    </w:p>
+    <w:p>
+      <w:pPr>
+        <w:spacing w:after="0" w:line="240" w:lineRule="auto"/>
+      </w:pPr>
+      <w:r>
+        <w:t>// more on two tests.</w:t>
+      </w:r>
+    </w:p>
+    <w:p>
+      <w:pPr>
+        <w:spacing w:after="0" w:line="240" w:lineRule="auto"/>
+      </w:pPr>
+      <w:r>
+        <w:t>start</w:t>
+      </w:r>
+    </w:p>
+    <w:p>
+      <w:pPr>
+        <w:spacing w:after="0" w:line="240" w:lineRule="auto"/>
+      </w:pPr>
+      <w:r>
+        <w:t>Declarations</w:t>
+      </w:r>
+    </w:p>
+    <w:p>
+      <w:pPr>
+        <w:spacing w:after="0" w:line="240" w:lineRule="auto"/>
+        <w:ind w:firstLine="720"/>
+      </w:pPr>
+      <w:r>
+        <w:t>num firstTest</w:t>
+      </w:r>
+    </w:p>
+    <w:p>
+      <w:pPr>
+        <w:spacing w:after="0" w:line="240" w:lineRule="auto"/>
+        <w:ind w:firstLine="720"/>
+      </w:pPr>
+      <w:r>
+        <w:t>num secondTest</w:t>
+      </w:r>
+    </w:p>
+    <w:p>
+      <w:pPr>
+        <w:spacing w:after="0" w:line="240" w:lineRule="auto"/>
+        <w:ind w:firstLine="720"/>
+      </w:pPr>
+      <w:r>
+        <w:t>num average</w:t>
+      </w:r>
+    </w:p>
+    <w:p>
+      <w:pPr>
+        <w:spacing w:after="0" w:line="240" w:lineRule="auto"/>
+        <w:ind w:firstLine="720"/>
+      </w:pPr>
+      <w:r>
+        <w:t>num PASSING = 60</w:t>
+      </w:r>
+    </w:p>
+    <w:p>
+      <w:pPr>
+        <w:spacing w:after="0" w:line="240" w:lineRule="auto"/>
+      </w:pPr>
+      <w:r>
+        <w:t>output "Enter first score or 0 to quit "</w:t>
+      </w:r>
+    </w:p>
+    <w:p>
+      <w:pPr>
+        <w:spacing w:after="0" w:line="240" w:lineRule="auto"/>
+        <w:rPr>
+          <w:color w:val="FF0000"/>
+        </w:rPr>
+      </w:pPr>
+      <w:commentRangeStart w:id="1"/>
+      <w:r>
+        <w:rPr>
+          <w:color w:val="FF0000"/>
+        </w:rPr>
+        <w:t>input firstTest</w:t>
+      </w:r>
+      <w:commentRangeEnd w:id="1"/>
+      <w:r>
+        <w:rPr>
+          <w:rStyle w:val="CommentReference"/>
+          <w:color w:val="FF0000"/>
+          <w:sz w:val="24"/>
+          <w:szCs w:val="24"/>
+        </w:rPr>
         <w:commentReference w:id="1"/>
       </w:r>
     </w:p>
     <w:p>
       <w:pPr>
         <w:spacing w:after="0" w:line="240" w:lineRule="auto"/>
-        <w:ind w:firstLine="720"/>
-      </w:pPr>
-      <w:r>
-        <w:t>ou</w:t>
+      </w:pPr>
+      <w:r>
+        <w:t>while firstTest not equal to 0</w:t>
+      </w:r>
+    </w:p>
+    <w:p>
+      <w:pPr>
+        <w:spacing w:after="0" w:line="240" w:lineRule="auto"/>
+        <w:ind w:firstLine="720"/>
+      </w:pPr>
+      <w:r>
+        <w:t>output "Enter second score "</w:t>
+      </w:r>
+    </w:p>
+    <w:p>
+      <w:pPr>
+        <w:spacing w:after="0" w:line="240" w:lineRule="auto"/>
+        <w:ind w:firstLine="720"/>
+      </w:pPr>
+      <w:r>
+        <w:t>input secondTest</w:t>
+      </w:r>
+    </w:p>
+    <w:p>
+      <w:pPr>
+        <w:spacing w:after="0" w:line="240" w:lineRule="auto"/>
+        <w:ind w:firstLine="720"/>
+      </w:pPr>
+      <w:r>
+        <w:t xml:space="preserve">average = </w:t>
+      </w:r>
+      <w:r>
+        <w:rPr>
+          <w:color w:val="FF0000"/>
+        </w:rPr>
+        <w:t>(</w:t>
       </w:r>
       <w:commentRangeStart w:id="2"/>
       <w:r>
-        <w:rPr>
-          <w:color w:val="FF0000"/>
-        </w:rPr>
-        <w:t>t</w:t>
+        <w:t>firstTest + secondTest</w:t>
+      </w:r>
+      <w:r>
+        <w:rPr>
+          <w:color w:val="FF0000"/>
+        </w:rPr>
+        <w:t>)</w:t>
+      </w:r>
+      <w:r>
+        <w:t xml:space="preserve"> / 2</w:t>
       </w:r>
       <w:commentRangeEnd w:id="2"/>
       <w:r>
@@ -334,89 +366,114 @@
         </w:rPr>
         <w:commentReference w:id="2"/>
       </w:r>
-      <w:r>
-        <w:t>put "Average is ", average</w:t>
-      </w:r>
-    </w:p>
-    <w:p>
-      <w:pPr>
-        <w:spacing w:after="0" w:line="240" w:lineRule="auto"/>
-        <w:ind w:firstLine="720"/>
-      </w:pPr>
-      <w:r>
-        <w:t>if average &gt;= PASSING then</w:t>
-      </w:r>
-    </w:p>
-    <w:p>
-      <w:pPr>
-        <w:spacing w:after="0" w:line="240" w:lineRule="auto"/>
-        <w:ind w:left="720" w:firstLine="720"/>
-      </w:pPr>
-      <w:r>
-        <w:t>output "Pass"</w:t>
-      </w:r>
-    </w:p>
-    <w:p>
-      <w:pPr>
-        <w:spacing w:after="0" w:line="240" w:lineRule="auto"/>
-        <w:ind w:firstLine="720"/>
-      </w:pPr>
-      <w:r>
-        <w:t>else</w:t>
-      </w:r>
-    </w:p>
-    <w:p>
-      <w:pPr>
-        <w:spacing w:after="0" w:line="240" w:lineRule="auto"/>
-        <w:ind w:left="720" w:firstLine="720"/>
-      </w:pPr>
-      <w:r>
-        <w:t>output "Fail"</w:t>
-      </w:r>
-    </w:p>
-    <w:p>
-      <w:pPr>
-        <w:spacing w:after="0" w:line="240" w:lineRule="auto"/>
-        <w:ind w:firstLine="720"/>
-      </w:pPr>
-      <w:r>
-        <w:t>endif</w:t>
-      </w:r>
-    </w:p>
-    <w:p>
-      <w:pPr>
-        <w:spacing w:after="0" w:line="240" w:lineRule="auto"/>
-        <w:ind w:firstLine="720"/>
-      </w:pPr>
-      <w:r>
-        <w:t>output "Enter first score or 0 to quit "</w:t>
-      </w:r>
-    </w:p>
-    <w:p>
-      <w:pPr>
-        <w:spacing w:after="0" w:line="240" w:lineRule="auto"/>
-        <w:ind w:firstLine="720"/>
-        <w:rPr>
-          <w:color w:val="FF0000"/>
-        </w:rPr>
-      </w:pPr>
+    </w:p>
+    <w:p>
+      <w:pPr>
+        <w:spacing w:after="0" w:line="240" w:lineRule="auto"/>
+        <w:ind w:firstLine="720"/>
+      </w:pPr>
+      <w:r>
+        <w:t>ou</w:t>
+      </w:r>
       <w:commentRangeStart w:id="3"/>
       <w:r>
         <w:rPr>
           <w:color w:val="FF0000"/>
         </w:rPr>
-        <w:t>input firstTest</w:t>
+        <w:t>t</w:t>
       </w:r>
       <w:commentRangeEnd w:id="3"/>
       <w:r>
         <w:rPr>
           <w:rStyle w:val="CommentReference"/>
-          <w:color w:val="FF0000"/>
           <w:sz w:val="24"/>
           <w:szCs w:val="24"/>
         </w:rPr>
         <w:commentReference w:id="3"/>
       </w:r>
+      <w:r>
+        <w:t>put "Average is ", average</w:t>
+      </w:r>
+    </w:p>
+    <w:p>
+      <w:pPr>
+        <w:spacing w:after="0" w:line="240" w:lineRule="auto"/>
+        <w:ind w:firstLine="720"/>
+      </w:pPr>
+      <w:r>
+        <w:t>if average &gt;= PASSING then</w:t>
+      </w:r>
+    </w:p>
+    <w:p>
+      <w:pPr>
+        <w:spacing w:after="0" w:line="240" w:lineRule="auto"/>
+        <w:ind w:left="720" w:firstLine="720"/>
+      </w:pPr>
+      <w:r>
+        <w:t>output "Pass"</w:t>
+      </w:r>
+    </w:p>
+    <w:p>
+      <w:pPr>
+        <w:spacing w:after="0" w:line="240" w:lineRule="auto"/>
+        <w:ind w:firstLine="720"/>
+      </w:pPr>
+      <w:r>
+        <w:t>else</w:t>
+      </w:r>
+    </w:p>
+    <w:p>
+      <w:pPr>
+        <w:spacing w:after="0" w:line="240" w:lineRule="auto"/>
+        <w:ind w:left="720" w:firstLine="720"/>
+      </w:pPr>
+      <w:r>
+        <w:t>output "Fail"</w:t>
+      </w:r>
+    </w:p>
+    <w:p>
+      <w:pPr>
+        <w:spacing w:after="0" w:line="240" w:lineRule="auto"/>
+        <w:ind w:firstLine="720"/>
+      </w:pPr>
+      <w:r>
+        <w:t>endif</w:t>
+      </w:r>
+    </w:p>
+    <w:p>
+      <w:pPr>
+        <w:spacing w:after="0" w:line="240" w:lineRule="auto"/>
+        <w:ind w:firstLine="720"/>
+      </w:pPr>
+      <w:r>
+        <w:t>output "Enter first score or 0 to quit "</w:t>
+      </w:r>
+    </w:p>
+    <w:p>
+      <w:pPr>
+        <w:spacing w:after="0" w:line="240" w:lineRule="auto"/>
+        <w:ind w:firstLine="720"/>
+        <w:rPr>
+          <w:color w:val="FF0000"/>
+        </w:rPr>
+      </w:pPr>
+      <w:commentRangeStart w:id="4"/>
+      <w:r>
+        <w:rPr>
+          <w:color w:val="FF0000"/>
+        </w:rPr>
+        <w:t>input firstTest</w:t>
+      </w:r>
+      <w:commentRangeEnd w:id="4"/>
+      <w:r>
+        <w:rPr>
+          <w:rStyle w:val="CommentReference"/>
+          <w:color w:val="FF0000"/>
+          <w:sz w:val="24"/>
+          <w:szCs w:val="24"/>
+        </w:rPr>
+        <w:commentReference w:id="4"/>
+      </w:r>
     </w:p>
     <w:p>
       <w:pPr>
@@ -450,8 +507,6 @@
       </w:r>
       <w:r>
         <w:br/>
-      </w:r>
-      <w:r>
         <w:t>// This pseudocode is intended to display employee net pay values.</w:t>
       </w:r>
     </w:p>
@@ -615,14 +670,14 @@
       <w:r>
         <w:t xml:space="preserve"> // </w:t>
       </w:r>
-      <w:commentRangeStart w:id="4"/>
+      <w:commentRangeStart w:id="5"/>
       <w:r>
         <w:rPr>
           <w:color w:val="FF0000"/>
         </w:rPr>
         <w:t>FIXED: changed from if to while</w:t>
       </w:r>
-      <w:commentRangeEnd w:id="4"/>
+      <w:commentRangeEnd w:id="5"/>
       <w:r>
         <w:rPr>
           <w:rStyle w:val="CommentReference"/>
@@ -630,7 +685,7 @@
           <w:sz w:val="24"/>
           <w:szCs w:val="24"/>
         </w:rPr>
-        <w:commentReference w:id="4"/>
+        <w:commentReference w:id="5"/>
       </w:r>
     </w:p>
     <w:p>
@@ -692,14 +747,14 @@
         <w:spacing w:after="0" w:line="240" w:lineRule="auto"/>
         <w:ind w:left="720" w:firstLine="720"/>
       </w:pPr>
-      <w:commentRangeStart w:id="5"/>
+      <w:commentRangeStart w:id="6"/>
       <w:r>
         <w:rPr>
           <w:color w:val="FF0000"/>
         </w:rPr>
         <w:t>if</w:t>
       </w:r>
-      <w:commentRangeEnd w:id="5"/>
+      <w:commentRangeEnd w:id="6"/>
       <w:r>
         <w:rPr>
           <w:rStyle w:val="CommentReference"/>
@@ -707,7 +762,7 @@
           <w:sz w:val="24"/>
           <w:szCs w:val="24"/>
         </w:rPr>
-        <w:commentReference w:id="5"/>
+        <w:commentReference w:id="6"/>
       </w:r>
       <w:r>
         <w:rPr>
@@ -878,8 +933,6 @@
       </w:r>
       <w:r>
         <w:br/>
-      </w:r>
-      <w:r>
         <w:t xml:space="preserve">// </w:t>
       </w:r>
       <w:r>
@@ -924,16 +977,7 @@
         <w:ind w:left="720" w:firstLine="720"/>
       </w:pPr>
       <w:r>
-        <w:t xml:space="preserve">string EOFNAME = </w:t>
-      </w:r>
-      <w:r>
-        <w:t>“</w:t>
-      </w:r>
-      <w:r>
-        <w:t>ZZZZ</w:t>
-      </w:r>
-      <w:r>
-        <w:t xml:space="preserve">” // </w:t>
+        <w:t xml:space="preserve">string EOFNAME = “ZZZZ” // </w:t>
       </w:r>
       <w:r>
         <w:rPr>
@@ -1236,10 +1280,7 @@
         <w:ind w:firstLine="720"/>
       </w:pPr>
       <w:r>
-        <w:t>input hour</w:t>
-      </w:r>
-      <w:r>
-        <w:t>s</w:t>
+        <w:t>input hours</w:t>
       </w:r>
     </w:p>
     <w:p>
@@ -1275,13 +1316,7 @@
         <w:ind w:firstLine="720"/>
       </w:pPr>
       <w:r>
-        <w:t xml:space="preserve">net = gross </w:t>
-      </w:r>
-      <w:r>
-        <w:t>–</w:t>
-      </w:r>
-      <w:r>
-        <w:t xml:space="preserve"> DEDUCTION</w:t>
+        <w:t>net = gross – DEDUCTION</w:t>
       </w:r>
     </w:p>
     <w:p>
@@ -1308,11 +1343,150 @@
         <w:ind w:firstLine="720"/>
       </w:pPr>
       <w:r>
-        <w:t>els</w:t>
-      </w:r>
+        <w:t>else</w:t>
+      </w:r>
+    </w:p>
+    <w:p>
+      <w:pPr>
+        <w:spacing w:after="0" w:line="240" w:lineRule="auto"/>
+        <w:ind w:left="720" w:firstLine="720"/>
+      </w:pPr>
+      <w:r>
+        <w:t>output "Deductions not covered. Net is 0."</w:t>
+      </w:r>
+    </w:p>
+    <w:p>
+      <w:pPr>
+        <w:spacing w:after="0" w:line="240" w:lineRule="auto"/>
+        <w:ind w:firstLine="720"/>
+      </w:pPr>
       <w:r>
         <w:t>e</w:t>
       </w:r>
+      <w:r>
+        <w:t>ndif</w:t>
+      </w:r>
+    </w:p>
+    <w:p>
+      <w:pPr>
+        <w:spacing w:after="0" w:line="240" w:lineRule="auto"/>
+        <w:ind w:firstLine="720"/>
+      </w:pPr>
+      <w:r>
+        <w:t>output "Enter next name or ", EOFNAME, " to quit "</w:t>
+      </w:r>
+    </w:p>
+    <w:p>
+      <w:pPr>
+        <w:spacing w:after="0" w:line="240" w:lineRule="auto"/>
+        <w:ind w:firstLine="720"/>
+      </w:pPr>
+      <w:r>
+        <w:t>input name</w:t>
+      </w:r>
+    </w:p>
+    <w:p>
+      <w:pPr>
+        <w:spacing w:after="0" w:line="240" w:lineRule="auto"/>
+      </w:pPr>
+      <w:r>
+        <w:t>return</w:t>
+      </w:r>
+    </w:p>
+    <w:p>
+      <w:pPr>
+        <w:spacing w:after="0" w:line="240" w:lineRule="auto"/>
+      </w:pPr>
+    </w:p>
+    <w:p>
+      <w:pPr>
+        <w:spacing w:after="0" w:line="240" w:lineRule="auto"/>
+      </w:pPr>
+      <w:r>
+        <w:t>finish()</w:t>
+      </w:r>
+    </w:p>
+    <w:p>
+      <w:pPr>
+        <w:spacing w:after="0" w:line="240" w:lineRule="auto"/>
+        <w:ind w:firstLine="720"/>
+      </w:pPr>
+      <w:r>
+        <w:t>output "End of job"</w:t>
+      </w:r>
+    </w:p>
+    <w:p>
+      <w:pPr>
+        <w:spacing w:after="0" w:line="240" w:lineRule="auto"/>
+      </w:pPr>
+      <w:r>
+        <w:t>return</w:t>
+      </w:r>
+    </w:p>
+    <w:p>
+      <w:pPr>
+        <w:spacing w:after="0" w:line="240" w:lineRule="auto"/>
+      </w:pPr>
+    </w:p>
+    <w:p>
+      <w:pPr>
+        <w:spacing w:after="0" w:line="240" w:lineRule="auto"/>
+      </w:pPr>
+      <w:r>
+        <w:pict w14:anchorId="7B756CD1">
+          <v:rect id="_x0000_i1026" style="width:0;height:1.5pt" o:hralign="center" o:hrstd="t" o:hr="t" fillcolor="#a0a0a0" stroked="f"/>
+        </w:pict>
+      </w:r>
+    </w:p>
+    <w:p>
+      <w:pPr>
+        <w:spacing w:after="0" w:line="240" w:lineRule="auto"/>
+      </w:pPr>
+      <w:r>
+        <w:t>Debugging Exercise 4</w:t>
+      </w:r>
+    </w:p>
+    <w:p>
+      <w:pPr>
+        <w:spacing w:after="0" w:line="240" w:lineRule="auto"/>
+      </w:pPr>
+      <w:r>
+        <w:t>// This pseudocode segment is intended to compute and display</w:t>
+      </w:r>
+    </w:p>
+    <w:p>
+      <w:pPr>
+        <w:spacing w:after="0" w:line="240" w:lineRule="auto"/>
+      </w:pPr>
+      <w:r>
+        <w:lastRenderedPageBreak/>
+        <w:t>// the cost of home ownership for any number of users</w:t>
+      </w:r>
+    </w:p>
+    <w:p>
+      <w:pPr>
+        <w:spacing w:after="0" w:line="240" w:lineRule="auto"/>
+      </w:pPr>
+      <w:r>
+        <w:t>// The program ends when a user enters 0 for the mortgage payment</w:t>
+      </w:r>
+    </w:p>
+    <w:p>
+      <w:pPr>
+        <w:spacing w:after="0" w:line="240" w:lineRule="auto"/>
+      </w:pPr>
+      <w:r>
+        <w:t>start</w:t>
+      </w:r>
+    </w:p>
+    <w:p>
+      <w:pPr>
+        <w:spacing w:after="0" w:line="240" w:lineRule="auto"/>
+        <w:ind w:firstLine="720"/>
+      </w:pPr>
+      <w:r>
+        <w:t>Declarations</w:t>
+      </w:r>
     </w:p>
     <w:p>
       <w:pPr>
@@ -1320,37 +1494,190 @@
         <w:ind w:left="720" w:firstLine="720"/>
       </w:pPr>
       <w:r>
-        <w:t>output "Deductions not covered. Net is 0."</w:t>
-      </w:r>
-    </w:p>
-    <w:p>
-      <w:pPr>
-        <w:spacing w:after="0" w:line="240" w:lineRule="auto"/>
-        <w:ind w:firstLine="720"/>
-      </w:pPr>
-      <w:r>
-        <w:t>e</w:t>
-      </w:r>
-      <w:r>
-        <w:t>ndif</w:t>
-      </w:r>
-    </w:p>
-    <w:p>
-      <w:pPr>
-        <w:spacing w:after="0" w:line="240" w:lineRule="auto"/>
-        <w:ind w:firstLine="720"/>
-      </w:pPr>
-      <w:r>
-        <w:t>output "Enter next name or ", EOFNAME, " to quit "</w:t>
-      </w:r>
-    </w:p>
-    <w:p>
-      <w:pPr>
-        <w:spacing w:after="0" w:line="240" w:lineRule="auto"/>
-        <w:ind w:firstLine="720"/>
-      </w:pPr>
-      <w:r>
-        <w:t>input name</w:t>
+        <w:t>num mortgagePayment</w:t>
+      </w:r>
+    </w:p>
+    <w:p>
+      <w:pPr>
+        <w:spacing w:after="0" w:line="240" w:lineRule="auto"/>
+        <w:ind w:left="720" w:firstLine="720"/>
+      </w:pPr>
+      <w:r>
+        <w:t>num utilities</w:t>
+      </w:r>
+    </w:p>
+    <w:p>
+      <w:pPr>
+        <w:spacing w:after="0" w:line="240" w:lineRule="auto"/>
+        <w:ind w:left="720" w:firstLine="720"/>
+      </w:pPr>
+      <w:r>
+        <w:t>num taxes</w:t>
+      </w:r>
+    </w:p>
+    <w:p>
+      <w:pPr>
+        <w:spacing w:after="0" w:line="240" w:lineRule="auto"/>
+        <w:ind w:left="720" w:firstLine="720"/>
+      </w:pPr>
+      <w:r>
+        <w:t>num upkeep</w:t>
+      </w:r>
+    </w:p>
+    <w:p>
+      <w:pPr>
+        <w:spacing w:after="0" w:line="240" w:lineRule="auto"/>
+        <w:ind w:left="720" w:firstLine="720"/>
+      </w:pPr>
+      <w:r>
+        <w:t>num total</w:t>
+      </w:r>
+    </w:p>
+    <w:p>
+      <w:pPr>
+        <w:spacing w:after="0" w:line="240" w:lineRule="auto"/>
+      </w:pPr>
+      <w:r>
+        <w:t>startup()</w:t>
+      </w:r>
+    </w:p>
+    <w:p>
+      <w:pPr>
+        <w:spacing w:after="0" w:line="240" w:lineRule="auto"/>
+      </w:pPr>
+    </w:p>
+    <w:p>
+      <w:pPr>
+        <w:spacing w:after="0" w:line="240" w:lineRule="auto"/>
+      </w:pPr>
+      <w:r>
+        <w:t>while mortgagePayment not equal to 0</w:t>
+      </w:r>
+    </w:p>
+    <w:p>
+      <w:pPr>
+        <w:spacing w:after="0" w:line="240" w:lineRule="auto"/>
+        <w:ind w:firstLine="720"/>
+      </w:pPr>
+      <w:r>
+        <w:t>MainLoop()</w:t>
+      </w:r>
+    </w:p>
+    <w:p>
+      <w:pPr>
+        <w:spacing w:after="0" w:line="240" w:lineRule="auto"/>
+      </w:pPr>
+      <w:r>
+        <w:t>endwhile</w:t>
+      </w:r>
+    </w:p>
+    <w:p>
+      <w:pPr>
+        <w:spacing w:after="0" w:line="240" w:lineRule="auto"/>
+      </w:pPr>
+    </w:p>
+    <w:p>
+      <w:pPr>
+        <w:spacing w:after="0" w:line="240" w:lineRule="auto"/>
+      </w:pPr>
+      <w:r>
+        <w:t>finishUp()</w:t>
+      </w:r>
+    </w:p>
+    <w:p>
+      <w:pPr>
+        <w:spacing w:after="0" w:line="240" w:lineRule="auto"/>
+      </w:pPr>
+    </w:p>
+    <w:p>
+      <w:pPr>
+        <w:spacing w:after="0" w:line="240" w:lineRule="auto"/>
+      </w:pPr>
+      <w:r>
+        <w:t>stop</w:t>
+      </w:r>
+    </w:p>
+    <w:p>
+      <w:pPr>
+        <w:spacing w:after="0" w:line="240" w:lineRule="auto"/>
+      </w:pPr>
+      <w:r>
+        <w:br/>
+        <w:t>// MODULES</w:t>
+      </w:r>
+      <w:r>
+        <w:br/>
+      </w:r>
+    </w:p>
+    <w:p>
+      <w:pPr>
+        <w:spacing w:after="0" w:line="240" w:lineRule="auto"/>
+      </w:pPr>
+      <w:r>
+        <w:t>startUp()</w:t>
+      </w:r>
+    </w:p>
+    <w:p>
+      <w:pPr>
+        <w:spacing w:after="0" w:line="240" w:lineRule="auto"/>
+        <w:ind w:firstLine="720"/>
+      </w:pPr>
+      <w:r>
+        <w:t>output "Enter your mortgage payment or 0 to quit"</w:t>
+      </w:r>
+    </w:p>
+    <w:p>
+      <w:pPr>
+        <w:spacing w:after="0" w:line="240" w:lineRule="auto"/>
+        <w:ind w:left="720"/>
+      </w:pPr>
+      <w:r>
+        <w:t xml:space="preserve">input </w:t>
+      </w:r>
+      <w:r>
+        <w:rPr>
+          <w:color w:val="FF0000"/>
+        </w:rPr>
+        <w:t>m</w:t>
+      </w:r>
+      <w:r>
+        <w:rPr>
+          <w:color w:val="FF0000"/>
+        </w:rPr>
+        <w:t>or</w:t>
+      </w:r>
+      <w:r>
+        <w:rPr>
+          <w:color w:val="FF0000"/>
+        </w:rPr>
+        <w:t>tg</w:t>
+      </w:r>
+      <w:r>
+        <w:rPr>
+          <w:color w:val="FF0000"/>
+        </w:rPr>
+        <w:t>age</w:t>
+      </w:r>
+      <w:r>
+        <w:rPr>
+          <w:color w:val="FF0000"/>
+        </w:rPr>
+        <w:t>Payment</w:t>
+      </w:r>
+      <w:r>
+        <w:t xml:space="preserve"> // </w:t>
+      </w:r>
+      <w:r>
+        <w:rPr>
+          <w:color w:val="FF0000"/>
+        </w:rPr>
+        <w:t xml:space="preserve">FIXED: </w:t>
+      </w:r>
+      <w:r>
+        <w:rPr>
+          <w:color w:val="FF0000"/>
+        </w:rPr>
+        <w:t xml:space="preserve">match global variable name </w:t>
       </w:r>
     </w:p>
     <w:p>
@@ -1371,17 +1698,162 @@
         <w:spacing w:after="0" w:line="240" w:lineRule="auto"/>
       </w:pPr>
       <w:r>
-        <w:t>finish()</w:t>
-      </w:r>
-    </w:p>
-    <w:p>
-      <w:pPr>
-        <w:spacing w:after="0" w:line="240" w:lineRule="auto"/>
-        <w:ind w:firstLine="720"/>
-      </w:pPr>
-      <w:r>
-        <w:t>output "End of job"</w:t>
-      </w:r>
+        <w:t>mainLoop()</w:t>
+      </w:r>
+    </w:p>
+    <w:p>
+      <w:pPr>
+        <w:spacing w:after="0" w:line="240" w:lineRule="auto"/>
+        <w:ind w:firstLine="720"/>
+      </w:pPr>
+      <w:r>
+        <w:t>output "Enter utilities"</w:t>
+      </w:r>
+    </w:p>
+    <w:p>
+      <w:pPr>
+        <w:spacing w:after="0" w:line="240" w:lineRule="auto"/>
+        <w:ind w:firstLine="720"/>
+      </w:pPr>
+      <w:r>
+        <w:t>input utilities</w:t>
+      </w:r>
+    </w:p>
+    <w:p>
+      <w:pPr>
+        <w:spacing w:after="0" w:line="240" w:lineRule="auto"/>
+        <w:ind w:firstLine="720"/>
+      </w:pPr>
+      <w:r>
+        <w:t>output "Enter taxes"</w:t>
+      </w:r>
+    </w:p>
+    <w:p>
+      <w:pPr>
+        <w:spacing w:after="0" w:line="240" w:lineRule="auto"/>
+        <w:ind w:firstLine="720"/>
+      </w:pPr>
+      <w:r>
+        <w:t>input taxes</w:t>
+      </w:r>
+    </w:p>
+    <w:p>
+      <w:pPr>
+        <w:spacing w:after="0" w:line="240" w:lineRule="auto"/>
+        <w:ind w:firstLine="720"/>
+      </w:pPr>
+      <w:r>
+        <w:t>output "Enter amount for upkeep"</w:t>
+      </w:r>
+    </w:p>
+    <w:p>
+      <w:pPr>
+        <w:spacing w:after="0" w:line="240" w:lineRule="auto"/>
+        <w:ind w:firstLine="720"/>
+      </w:pPr>
+      <w:r>
+        <w:t>input upkeep</w:t>
+      </w:r>
+    </w:p>
+    <w:p>
+      <w:pPr>
+        <w:spacing w:after="0" w:line="240" w:lineRule="auto"/>
+        <w:ind w:firstLine="720"/>
+      </w:pPr>
+      <w:r>
+        <w:t>total = mortgagePayment + utilities + taxes + upkeep</w:t>
+      </w:r>
+    </w:p>
+    <w:p>
+      <w:pPr>
+        <w:spacing w:after="0" w:line="240" w:lineRule="auto"/>
+        <w:ind w:firstLine="720"/>
+      </w:pPr>
+      <w:r>
+        <w:t>output "Total is ", total</w:t>
+      </w:r>
+    </w:p>
+    <w:p>
+      <w:pPr>
+        <w:spacing w:after="0" w:line="240" w:lineRule="auto"/>
+        <w:ind w:firstLine="720"/>
+      </w:pPr>
+    </w:p>
+    <w:p>
+      <w:pPr>
+        <w:spacing w:after="0" w:line="240" w:lineRule="auto"/>
+        <w:ind w:firstLine="720"/>
+        <w:rPr>
+          <w:color w:val="FF0000"/>
+        </w:rPr>
+      </w:pPr>
+      <w:commentRangeStart w:id="7"/>
+      <w:r>
+        <w:rPr>
+          <w:color w:val="FF0000"/>
+        </w:rPr>
+        <w:t>output “Enter your next mortgage payment or 0 to quit”</w:t>
+      </w:r>
+      <w:commentRangeEnd w:id="7"/>
+      <w:r>
+        <w:rPr>
+          <w:rStyle w:val="CommentReference"/>
+          <w:color w:val="FF0000"/>
+          <w:sz w:val="24"/>
+          <w:szCs w:val="24"/>
+        </w:rPr>
+        <w:commentReference w:id="7"/>
+      </w:r>
+    </w:p>
+    <w:p>
+      <w:pPr>
+        <w:spacing w:after="0" w:line="240" w:lineRule="auto"/>
+        <w:ind w:firstLine="720"/>
+        <w:rPr>
+          <w:color w:val="FF0000"/>
+        </w:rPr>
+      </w:pPr>
+      <w:r>
+        <w:rPr>
+          <w:color w:val="FF0000"/>
+        </w:rPr>
+        <w:t>input mortgagePayment</w:t>
+      </w:r>
+    </w:p>
+    <w:p>
+      <w:pPr>
+        <w:spacing w:after="0" w:line="240" w:lineRule="auto"/>
+      </w:pPr>
+      <w:r>
+        <w:t>return</w:t>
+      </w:r>
+    </w:p>
+    <w:p>
+      <w:pPr>
+        <w:spacing w:after="0" w:line="240" w:lineRule="auto"/>
+      </w:pPr>
+    </w:p>
+    <w:p>
+      <w:pPr>
+        <w:spacing w:after="0" w:line="240" w:lineRule="auto"/>
+      </w:pPr>
+      <w:r>
+        <w:t>finishUp()</w:t>
+      </w:r>
+    </w:p>
+    <w:p>
+      <w:pPr>
+        <w:spacing w:after="0" w:line="240" w:lineRule="auto"/>
+        <w:ind w:firstLine="720"/>
+      </w:pPr>
+      <w:r>
+        <w:t>output "End of program"</w:t>
+      </w:r>
+    </w:p>
+    <w:p>
+      <w:pPr>
+        <w:spacing w:after="0" w:line="240" w:lineRule="auto"/>
+      </w:pPr>
     </w:p>
     <w:p>
       <w:pPr>
@@ -1403,7 +1875,7 @@
 
 <file path=word/comments.xml><?xml version="1.0" encoding="utf-8"?>
 <w:comments xmlns:wpc="http://schemas.microsoft.com/office/word/2010/wordprocessingCanvas" xmlns:cx="http://schemas.microsoft.com/office/drawing/2014/chartex" xmlns:cx1="http://schemas.microsoft.com/office/drawing/2015/9/8/chartex" xmlns:cx2="http://schemas.microsoft.com/office/drawing/2015/10/21/chartex" xmlns:cx3="http://schemas.microsoft.com/office/drawing/2016/5/9/chartex" xmlns:cx4="http://schemas.microsoft.com/office/drawing/2016/5/10/chartex" xmlns:cx5="http://schemas.microsoft.com/office/drawing/2016/5/11/chartex" xmlns:cx6="http://schemas.microsoft.com/office/drawing/2016/5/12/chartex" xmlns:cx7="http://schemas.microsoft.com/office/drawing/2016/5/13/chartex" xmlns:cx8="http://schemas.microsoft.com/office/drawing/2016/5/14/chartex" xmlns:mc="http://schemas.openxmlformats.org/markup-compatibility/2006" xmlns:aink="http://schemas.microsoft.com/office/drawing/2016/ink" xmlns:am3d="http://schemas.microsoft.com/office/drawing/2017/model3d" xmlns:o="urn:schemas-microsoft-com:office:office" xmlns:oel="http://schemas.microsoft.com/office/2019/extlst" xmlns:r="http://schemas.openxmlformats.org/officeDocument/2006/relationships" xmlns:m="http://schemas.openxmlformats.org/officeDocument/2006/math" xmlns:v="urn:schemas-microsoft-com:vml" xmlns:wp14="http://schemas.microsoft.com/office/word/2010/wordprocessingDrawing" xmlns:wp="http://schemas.openxmlformats.org/drawingml/2006/wordprocessingDrawing" xmlns:w10="urn:schemas-microsoft-com:office:word" xmlns:w="http://schemas.openxmlformats.org/wordprocessingml/2006/main" xmlns:w14="http://schemas.microsoft.com/office/word/2010/wordml" xmlns:w15="http://schemas.microsoft.com/office/word/2012/wordml" xmlns:w16cex="http://schemas.microsoft.com/office/word/2018/wordml/cex" xmlns:w16cid="http://schemas.microsoft.com/office/word/2016/wordml/cid" xmlns:w16="http://schemas.microsoft.com/office/word/2018/wordml" xmlns:w16du="http://schemas.microsoft.com/office/word/2023/wordml/word16du" xmlns:w16sdtdh="http://schemas.microsoft.com/office/word/2020/wordml/sdtdatahash" xmlns:w16sdtfl="http://schemas.microsoft.com/office/word/2024/wordml/sdtformatlock" xmlns:w16se="http://schemas.microsoft.com/office/word/2015/wordml/symex" xmlns:wpg="http://schemas.microsoft.com/office/word/2010/wordprocessingGroup" xmlns:wpi="http://schemas.microsoft.com/office/word/2010/wordprocessingInk" xmlns:wne="http://schemas.microsoft.com/office/word/2006/wordml" xmlns:wps="http://schemas.microsoft.com/office/word/2010/wordprocessingShape" mc:Ignorable="w14 w15 w16se w16cid w16 w16cex w16sdtdh w16sdtfl w16du wp14">
-  <w:comment w:id="0" w:author="del Rosario, Lauren" w:date="2026-07-04T13:17:00Z" w:initials="Ld">
+  <w:comment w:id="0" w:author="del Rosario, Lauren" w:date="2026-07-04T14:04:00Z" w:initials="Ld">
     <w:p>
       <w:pPr>
         <w:pStyle w:val="CommentText"/>
@@ -1415,11 +1887,27 @@
         <w:annotationRef/>
       </w:r>
       <w:r>
+        <w:t>Github link</w:t>
+      </w:r>
+    </w:p>
+  </w:comment>
+  <w:comment w:id="1" w:author="del Rosario, Lauren" w:date="2026-07-04T13:17:00Z" w:initials="Ld">
+    <w:p>
+      <w:pPr>
+        <w:pStyle w:val="CommentText"/>
+      </w:pPr>
+      <w:r>
+        <w:rPr>
+          <w:rStyle w:val="CommentReference"/>
+        </w:rPr>
+        <w:annotationRef/>
+      </w:r>
+      <w:r>
         <w:t>Missing step: each output needs a correlated input</w:t>
       </w:r>
     </w:p>
   </w:comment>
-  <w:comment w:id="1" w:author="del Rosario, Lauren" w:date="2026-07-04T13:13:00Z" w:initials="Ld">
+  <w:comment w:id="2" w:author="del Rosario, Lauren" w:date="2026-07-04T13:13:00Z" w:initials="Ld">
     <w:p>
       <w:pPr>
         <w:pStyle w:val="CommentText"/>
@@ -1435,7 +1923,7 @@
       </w:r>
     </w:p>
   </w:comment>
-  <w:comment w:id="2" w:author="del Rosario, Lauren" w:date="2026-07-04T13:12:00Z" w:initials="Ld">
+  <w:comment w:id="3" w:author="del Rosario, Lauren" w:date="2026-07-04T13:12:00Z" w:initials="Ld">
     <w:p>
       <w:pPr>
         <w:pStyle w:val="CommentText"/>
@@ -1451,7 +1939,7 @@
       </w:r>
     </w:p>
   </w:comment>
-  <w:comment w:id="3" w:author="del Rosario, Lauren" w:date="2026-07-04T13:18:00Z" w:initials="Ld">
+  <w:comment w:id="4" w:author="del Rosario, Lauren" w:date="2026-07-04T13:18:00Z" w:initials="Ld">
     <w:p>
       <w:pPr>
         <w:pStyle w:val="CommentText"/>
@@ -1467,7 +1955,7 @@
       </w:r>
     </w:p>
   </w:comment>
-  <w:comment w:id="4" w:author="del Rosario, Lauren" w:date="2026-07-04T13:32:00Z" w:initials="Ld">
+  <w:comment w:id="5" w:author="del Rosario, Lauren" w:date="2026-07-04T13:32:00Z" w:initials="Ld">
     <w:p>
       <w:pPr>
         <w:pStyle w:val="CommentText"/>
@@ -1483,7 +1971,7 @@
       </w:r>
     </w:p>
   </w:comment>
-  <w:comment w:id="5" w:author="del Rosario, Lauren" w:date="2026-07-04T13:29:00Z" w:initials="Ld">
+  <w:comment w:id="6" w:author="del Rosario, Lauren" w:date="2026-07-04T13:29:00Z" w:initials="Ld">
     <w:p>
       <w:pPr>
         <w:pStyle w:val="CommentText"/>
@@ -1496,6 +1984,22 @@
       </w:r>
       <w:r>
         <w:t>Syntax error: While loops do not contain then or else. This structure should be an if/else</w:t>
+      </w:r>
+    </w:p>
+  </w:comment>
+  <w:comment w:id="7" w:author="del Rosario, Lauren" w:date="2026-07-04T14:14:00Z" w:initials="Ld">
+    <w:p>
+      <w:pPr>
+        <w:pStyle w:val="CommentText"/>
+      </w:pPr>
+      <w:r>
+        <w:rPr>
+          <w:rStyle w:val="CommentReference"/>
+        </w:rPr>
+        <w:annotationRef/>
+      </w:r>
+      <w:r>
+        <w:t xml:space="preserve">Logic: missing exit path. </w:t>
       </w:r>
     </w:p>
   </w:comment>
@@ -1504,34 +2008,40 @@
 
 <file path=word/commentsExtended.xml><?xml version="1.0" encoding="utf-8"?>
 <w15:commentsEx xmlns:wpc="http://schemas.microsoft.com/office/word/2010/wordprocessingCanvas" xmlns:cx="http://schemas.microsoft.com/office/drawing/2014/chartex" xmlns:cx1="http://schemas.microsoft.com/office/drawing/2015/9/8/chartex" xmlns:cx2="http://schemas.microsoft.com/office/drawing/2015/10/21/chartex" xmlns:cx3="http://schemas.microsoft.com/office/drawing/2016/5/9/chartex" xmlns:cx4="http://schemas.microsoft.com/office/drawing/2016/5/10/chartex" xmlns:cx5="http://schemas.microsoft.com/office/drawing/2016/5/11/chartex" xmlns:cx6="http://schemas.microsoft.com/office/drawing/2016/5/12/chartex" xmlns:cx7="http://schemas.microsoft.com/office/drawing/2016/5/13/chartex" xmlns:cx8="http://schemas.microsoft.com/office/drawing/2016/5/14/chartex" xmlns:mc="http://schemas.openxmlformats.org/markup-compatibility/2006" xmlns:aink="http://schemas.microsoft.com/office/drawing/2016/ink" xmlns:am3d="http://schemas.microsoft.com/office/drawing/2017/model3d" xmlns:o="urn:schemas-microsoft-com:office:office" xmlns:oel="http://schemas.microsoft.com/office/2019/extlst" xmlns:r="http://schemas.openxmlformats.org/officeDocument/2006/relationships" xmlns:m="http://schemas.openxmlformats.org/officeDocument/2006/math" xmlns:v="urn:schemas-microsoft-com:vml" xmlns:wp14="http://schemas.microsoft.com/office/word/2010/wordprocessingDrawing" xmlns:wp="http://schemas.openxmlformats.org/drawingml/2006/wordprocessingDrawing" xmlns:w10="urn:schemas-microsoft-com:office:word" xmlns:w="http://schemas.openxmlformats.org/wordprocessingml/2006/main" xmlns:w14="http://schemas.microsoft.com/office/word/2010/wordml" xmlns:w15="http://schemas.microsoft.com/office/word/2012/wordml" xmlns:w16cex="http://schemas.microsoft.com/office/word/2018/wordml/cex" xmlns:w16cid="http://schemas.microsoft.com/office/word/2016/wordml/cid" xmlns:w16="http://schemas.microsoft.com/office/word/2018/wordml" xmlns:w16du="http://schemas.microsoft.com/office/word/2023/wordml/word16du" xmlns:w16sdtdh="http://schemas.microsoft.com/office/word/2020/wordml/sdtdatahash" xmlns:w16sdtfl="http://schemas.microsoft.com/office/word/2024/wordml/sdtformatlock" xmlns:w16se="http://schemas.microsoft.com/office/word/2015/wordml/symex" xmlns:wpg="http://schemas.microsoft.com/office/word/2010/wordprocessingGroup" xmlns:wpi="http://schemas.microsoft.com/office/word/2010/wordprocessingInk" xmlns:wne="http://schemas.microsoft.com/office/word/2006/wordml" xmlns:wps="http://schemas.microsoft.com/office/word/2010/wordprocessingShape" mc:Ignorable="w14 w15 w16se w16cid w16 w16cex w16sdtdh w16sdtfl w16du wp14">
+  <w15:commentEx w15:paraId="10BEE287" w15:done="0"/>
   <w15:commentEx w15:paraId="764664B4" w15:done="0"/>
   <w15:commentEx w15:paraId="49765077" w15:done="0"/>
   <w15:commentEx w15:paraId="253A172A" w15:done="0"/>
   <w15:commentEx w15:paraId="7249E48E" w15:done="0"/>
   <w15:commentEx w15:paraId="44990964" w15:done="0"/>
   <w15:commentEx w15:paraId="13A1E612" w15:done="0"/>
+  <w15:commentEx w15:paraId="42363608" w15:done="0"/>
 </w15:commentsEx>
 </file>
 
 <file path=word/commentsExtensible.xml><?xml version="1.0" encoding="utf-8"?>
 <w16cex:commentsExtensible xmlns:wpc="http://schemas.microsoft.com/office/word/2010/wordprocessingCanvas" xmlns:cx="http://schemas.microsoft.com/office/drawing/2014/chartex" xmlns:cx1="http://schemas.microsoft.com/office/drawing/2015/9/8/chartex" xmlns:cx2="http://schemas.microsoft.com/office/drawing/2015/10/21/chartex" xmlns:cx3="http://schemas.microsoft.com/office/drawing/2016/5/9/chartex" xmlns:cx4="http://schemas.microsoft.com/office/drawing/2016/5/10/chartex" xmlns:cx5="http://schemas.microsoft.com/office/drawing/2016/5/11/chartex" xmlns:cx6="http://schemas.microsoft.com/office/drawing/2016/5/12/chartex" xmlns:cx7="http://schemas.microsoft.com/office/drawing/2016/5/13/chartex" xmlns:cx8="http://schemas.microsoft.com/office/drawing/2016/5/14/chartex" xmlns:cr="http://schemas.microsoft.com/office/comments/2020/reactions" xmlns:mc="http://schemas.openxmlformats.org/markup-compatibility/2006" xmlns:aink="http://schemas.microsoft.com/office/drawing/2016/ink" xmlns:am3d="http://schemas.microsoft.com/office/drawing/2017/model3d" xmlns:o="urn:schemas-microsoft-com:office:office" xmlns:oel="http://schemas.microsoft.com/office/2019/extlst" xmlns:r="http://schemas.openxmlformats.org/officeDocument/2006/relationships" xmlns:m="http://schemas.openxmlformats.org/officeDocument/2006/math" xmlns:v="urn:schemas-microsoft-com:vml" xmlns:wp14="http://schemas.microsoft.com/office/word/2010/wordprocessingDrawing" xmlns:wp="http://schemas.openxmlformats.org/drawingml/2006/wordprocessingDrawing" xmlns:w10="urn:schemas-microsoft-com:office:word" xmlns:w="http://schemas.openxmlformats.org/wordprocessingml/2006/main" xmlns:w14="http://schemas.microsoft.com/office/word/2010/wordml" xmlns:w15="http://schemas.microsoft.com/office/word/2012/wordml" xmlns:w16cex="http://schemas.microsoft.com/office/word/2018/wordml/cex" xmlns:w16cid="http://schemas.microsoft.com/office/word/2016/wordml/cid" xmlns:w16="http://schemas.microsoft.com/office/word/2018/wordml" xmlns:w16du="http://schemas.microsoft.com/office/word/2023/wordml/word16du" xmlns:w16sdtdh="http://schemas.microsoft.com/office/word/2020/wordml/sdtdatahash" xmlns:w16sdtfl="http://schemas.microsoft.com/office/word/2024/wordml/sdtformatlock" xmlns:w16se="http://schemas.microsoft.com/office/word/2015/wordml/symex" xmlns:wpg="http://schemas.microsoft.com/office/word/2010/wordprocessingGroup" xmlns:wpi="http://schemas.microsoft.com/office/word/2010/wordprocessingInk" xmlns:wne="http://schemas.microsoft.com/office/word/2006/wordml" xmlns:wps="http://schemas.microsoft.com/office/word/2010/wordprocessingShape" mc:Ignorable="w14 w15 w16se w16cid w16 w16cex w16sdtdh w16sdtfl cr w16du wp14">
+  <w16cex:commentExtensible w16cex:durableId="092B1BA2" w16cex:dateUtc="2026-07-04T18:04:00Z"/>
   <w16cex:commentExtensible w16cex:durableId="636BE4D2" w16cex:dateUtc="2026-07-04T17:17:00Z"/>
   <w16cex:commentExtensible w16cex:durableId="627ADB36" w16cex:dateUtc="2026-07-04T17:13:00Z"/>
   <w16cex:commentExtensible w16cex:durableId="452AC225" w16cex:dateUtc="2026-07-04T17:12:00Z"/>
   <w16cex:commentExtensible w16cex:durableId="6C33C1D0" w16cex:dateUtc="2026-07-04T17:18:00Z"/>
   <w16cex:commentExtensible w16cex:durableId="4FCDF15A" w16cex:dateUtc="2026-07-04T17:32:00Z"/>
   <w16cex:commentExtensible w16cex:durableId="6B4133C4" w16cex:dateUtc="2026-07-04T17:29:00Z"/>
+  <w16cex:commentExtensible w16cex:durableId="1AA36B48" w16cex:dateUtc="2026-07-04T18:14:00Z"/>
 </w16cex:commentsExtensible>
 </file>
 
 <file path=word/commentsIds.xml><?xml version="1.0" encoding="utf-8"?>
 <w16cid:commentsIds xmlns:wpc="http://schemas.microsoft.com/office/word/2010/wordprocessingCanvas" xmlns:cx="http://schemas.microsoft.com/office/drawing/2014/chartex" xmlns:cx1="http://schemas.microsoft.com/office/drawing/2015/9/8/chartex" xmlns:cx2="http://schemas.microsoft.com/office/drawing/2015/10/21/chartex" xmlns:cx3="http://schemas.microsoft.com/office/drawing/2016/5/9/chartex" xmlns:cx4="http://schemas.microsoft.com/office/drawing/2016/5/10/chartex" xmlns:cx5="http://schemas.microsoft.com/office/drawing/2016/5/11/chartex" xmlns:cx6="http://schemas.microsoft.com/office/drawing/2016/5/12/chartex" xmlns:cx7="http://schemas.microsoft.com/office/drawing/2016/5/13/chartex" xmlns:cx8="http://schemas.microsoft.com/office/drawing/2016/5/14/chartex" xmlns:mc="http://schemas.openxmlformats.org/markup-compatibility/2006" xmlns:aink="http://schemas.microsoft.com/office/drawing/2016/ink" xmlns:am3d="http://schemas.microsoft.com/office/drawing/2017/model3d" xmlns:o="urn:schemas-microsoft-com:office:office" xmlns:oel="http://schemas.microsoft.com/office/2019/extlst" xmlns:r="http://schemas.openxmlformats.org/officeDocument/2006/relationships" xmlns:m="http://schemas.openxmlformats.org/officeDocument/2006/math" xmlns:v="urn:schemas-microsoft-com:vml" xmlns:wp14="http://schemas.microsoft.com/office/word/2010/wordprocessingDrawing" xmlns:wp="http://schemas.openxmlformats.org/drawingml/2006/wordprocessingDrawing" xmlns:w10="urn:schemas-microsoft-com:office:word" xmlns:w="http://schemas.openxmlformats.org/wordprocessingml/2006/main" xmlns:w14="http://schemas.microsoft.com/office/word/2010/wordml" xmlns:w15="http://schemas.microsoft.com/office/word/2012/wordml" xmlns:w16cex="http://schemas.microsoft.com/office/word/2018/wordml/cex" xmlns:w16cid="http://schemas.microsoft.com/office/word/2016/wordml/cid" xmlns:w16="http://schemas.microsoft.com/office/word/2018/wordml" xmlns:w16du="http://schemas.microsoft.com/office/word/2023/wordml/word16du" xmlns:w16sdtdh="http://schemas.microsoft.com/office/word/2020/wordml/sdtdatahash" xmlns:w16sdtfl="http://schemas.microsoft.com/office/word/2024/wordml/sdtformatlock" xmlns:w16se="http://schemas.microsoft.com/office/word/2015/wordml/symex" xmlns:wpg="http://schemas.microsoft.com/office/word/2010/wordprocessingGroup" xmlns:wpi="http://schemas.microsoft.com/office/word/2010/wordprocessingInk" xmlns:wne="http://schemas.microsoft.com/office/word/2006/wordml" xmlns:wps="http://schemas.microsoft.com/office/word/2010/wordprocessingShape" mc:Ignorable="w14 w15 w16se w16cid w16 w16cex w16sdtdh w16sdtfl w16du wp14">
+  <w16cid:commentId w16cid:paraId="10BEE287" w16cid:durableId="092B1BA2"/>
   <w16cid:commentId w16cid:paraId="764664B4" w16cid:durableId="636BE4D2"/>
   <w16cid:commentId w16cid:paraId="49765077" w16cid:durableId="627ADB36"/>
   <w16cid:commentId w16cid:paraId="253A172A" w16cid:durableId="452AC225"/>
   <w16cid:commentId w16cid:paraId="7249E48E" w16cid:durableId="6C33C1D0"/>
   <w16cid:commentId w16cid:paraId="44990964" w16cid:durableId="4FCDF15A"/>
   <w16cid:commentId w16cid:paraId="13A1E612" w16cid:durableId="6B4133C4"/>
+  <w16cid:commentId w16cid:paraId="42363608" w16cid:durableId="1AA36B48"/>
 </w16cid:commentsIds>
 </file>
 
@@ -2526,6 +3036,29 @@
       <w:szCs w:val="20"/>
     </w:rPr>
   </w:style>
+  <w:style w:type="character" w:styleId="Hyperlink">
+    <w:name w:val="Hyperlink"/>
+    <w:basedOn w:val="DefaultParagraphFont"/>
+    <w:uiPriority w:val="99"/>
+    <w:unhideWhenUsed/>
+    <w:rsid w:val="00697C98"/>
+    <w:rPr>
+      <w:color w:val="467886" w:themeColor="hyperlink"/>
+      <w:u w:val="single"/>
+    </w:rPr>
+  </w:style>
+  <w:style w:type="character" w:styleId="UnresolvedMention">
+    <w:name w:val="Unresolved Mention"/>
+    <w:basedOn w:val="DefaultParagraphFont"/>
+    <w:uiPriority w:val="99"/>
+    <w:semiHidden/>
+    <w:unhideWhenUsed/>
+    <w:rsid w:val="00697C98"/>
+    <w:rPr>
+      <w:color w:val="605E5C"/>
+      <w:shd w:val="clear" w:color="auto" w:fill="E1DFDD"/>
+    </w:rPr>
+  </w:style>
 </w:styles>
 </file>
 
